--- a/Capstone_Project/07_Conclusion_and_Recommendations/Group-3_Chapter_6_Conclusion_and_Recommendations.docx
+++ b/Capstone_Project/07_Conclusion_and_Recommendations/Group-3_Chapter_6_Conclusion_and_Recommendations.docx
@@ -196,7 +196,7 @@
           </w:tcPr>
           <w:p>
             <w:r>
-              <w:t>Week 4</w:t>
+              <w:t xml:space="preserve">Week 5 Final submission</w:t>
             </w:r>
           </w:p>
         </w:tc>
@@ -222,7 +222,7 @@
           </w:tcPr>
           <w:p>
             <w:r>
-              <w:t>Friday 23 October 2026</w:t>
+              <w:t xml:space="preserve">Thursday 29 October 2026</w:t>
             </w:r>
           </w:p>
         </w:tc>
@@ -286,7 +286,15 @@
       </w:pPr>
       <w:r>
         <w:rPr/>
-        <w:t>The system was built and tested in Week 4. All eight coding tasks were merged into the main branch, and 36 test cases were written and linked to the requirements. After the fixes, 35 of the 36 tests passed and the one test not run needs real students. Testing logged 10 defects and all 10 were fixed and retested. Eight booking requests sent for one slot at the same moment produced one booking, which shows that two students cannot hold the same slot. The pages loaded in under 400 ms in the team test set-up against a target of 3 seconds.</w:t>
+        <w:t xml:space="preserve">The system was built and tested in Week 4. All eight coding tasks were merged into the main branch, and 36 test cases were written and linked to the requirements. </w:t>
+      </w:r>
+      <w:r>
+        <w:rPr/>
+        <w:t xml:space="preserve">After the fixes, 35 of the 36 tests passed. The one test not run is the timed booking test, because the bookings were not timed in the user testing on 28 October.</w:t>
+      </w:r>
+      <w:r>
+        <w:rPr/>
+        <w:t xml:space="preserve"> Testing logged 10 defects and all 10 were fixed and retested. Eight booking requests sent for one slot at the same moment produced one booking, which shows that two students cannot hold the same slot. The pages loaded in under 400 ms in the team test set-up against a target of 3 seconds.</w:t>
       </w:r>
     </w:p>
     <w:p>
@@ -441,7 +449,7 @@
               <w:rPr>
                 <w:sz w:val="18"/>
               </w:rPr>
-              <w:t>13 students answered the survey on 22 October so the target was met (Chapter 5 section 5.7)</w:t>
+              <w:t xml:space="preserve">13 students answered the survey on 22 October so the target was met (Chapter 5)</w:t>
             </w:r>
           </w:p>
         </w:tc>
@@ -609,7 +617,7 @@
               <w:rPr>
                 <w:sz w:val="18"/>
               </w:rPr>
-              <w:t>35 of 36 tests passed after the fixes and the pages loaded in under 400 ms. The timed booking test with first-time students is still to do in Week 5</w:t>
+              <w:t xml:space="preserve">35 of 36 tests passed after the fixes and the pages loaded in under 400 ms. The bookings were not timed in the user testing, so the 2 minute target is not confirmed (Chapter 5)</w:t>
             </w:r>
           </w:p>
         </w:tc>
@@ -646,7 +654,7 @@
               <w:rPr>
                 <w:sz w:val="18"/>
               </w:rPr>
-              <w:t>Not yet achieved</w:t>
+              <w:t xml:space="preserve">Partly achieved</w:t>
             </w:r>
           </w:p>
         </w:tc>
@@ -662,7 +670,7 @@
               <w:rPr>
                 <w:sz w:val="18"/>
               </w:rPr>
-              <w:t>The user testing is planned for Week 5 and its results will be added to the final version of Chapters 5 and 6</w:t>
+              <w:t xml:space="preserve">6 users tested (4 students and 2 lecturers) and 4 of the 6 (66.7%) rated CampusBook easy to use against a target of 80%. Students averaged 4.50 and lecturers 2.50 out of 5 (Chapter 5)</w:t>
             </w:r>
           </w:p>
         </w:tc>
@@ -682,7 +690,7 @@
       </w:pPr>
       <w:r>
         <w:rPr/>
-        <w:t>So four of the five objectives are achieved or mostly achieved and the fifth depends on the Week 5 user testing.</w:t>
+        <w:t xml:space="preserve">So three of the five objectives were achieved, the fourth was mostly achieved and the fifth was partly achieved.</w:t>
       </w:r>
     </w:p>
     <w:p>
@@ -774,7 +782,19 @@
       </w:pPr>
       <w:r>
         <w:rPr/>
-        <w:t>Mostly yes. After the fixes, all 9 functional requirements and 6 of the 7 non-functional requirements were fully met and none were unmet. The one requirement that is only partly met is NFR-01, because the timed booking test with first-time students is planned for Week 5; the scripted booking journey took 1.8 seconds, but that is only indicative. Testing found 6 failures and one blocked test on the merged code, and the 10 defects logged were all fixed and retested. Passwords are stored as bcrypt hashes, wrong roles are refused with 403 and missing tokens with 401, and repeated wrong passwords are limited. Confirmation and reminder emails were tested in preview mode, and an SMTP test email was received on 23 October (Chapter 4 section 4.7); the booking emails are checked on the demonstration laptop in Week 5.</w:t>
+        <w:t xml:space="preserve">Mostly yes. After the fixes, all 9 functional requirements and 6 of the 7 non-functional requirements were fully met and none were unmet. NFR-01 is only partly met: the scripted booking journey took 1.8 seconds, but the bookings were not timed in the user testing, so the two-minute target for first-time students is not confirmed.</w:t>
+      </w:r>
+      <w:r>
+        <w:rPr/>
+        <w:t xml:space="preserve"> Testing found 6 failures and one blocked test on the merged code, and the 10 defects logged were all fixed and retested. Passwords are stored as bcrypt hashes, wrong roles are refused with 403 and missing tokens with 401, and repeated wrong passwords are limited. Confirmation and reminder emails were tested in preview mode, and an SMTP test email was received on 23 October (Chapter 4 section 4.7)</w:t>
+      </w:r>
+      <w:r>
+        <w:rPr/>
+        <w:t xml:space="preserve">, and the booking emails arrived on the demonstration laptop</w:t>
+      </w:r>
+      <w:r>
+        <w:rPr/>
+        <w:t xml:space="preserve">.</w:t>
       </w:r>
     </w:p>
     <w:p>
@@ -795,7 +815,11 @@
       </w:pPr>
       <w:r>
         <w:rPr/>
-        <w:t>This cannot be fully answered yet, because the user testing with 5 students and 1 lecturer is planned for Week 5 and its results will be added to the final version of this chapter. So far the evidence is the survey, which shows stated interest but did not evaluate users interacting with the completed CampusBook prototype. Nine of 13 respondents (69.2%) gave a likelihood-to-use rating of 4 or 5 out of 5, and eight (61.5%) gave a rating of 5. Seeing a lecturer’s free times was the most selected desired feature (11/13, 84.6%), followed by an email reminder (7/13, 53.8%). These findings suggest that respondents see potential value in the proposed system, and the booking journey itself needs few steps.</w:t>
+        <w:t xml:space="preserve">Partly. The user testing on 28 October with 4 students and 2 lecturers answers this question. 4 of the 6 users (66.7%) rated CampusBook easy or very easy to use, which is below the 80% target. All four students found it easy to find a slot, said the booking confirmation was clear and rated the task 4.50 out of 5 on average. Both lecturers could create and manage slots but rated the task 3 and 2, so the lecturer page needs clearer navigation. Willingness to use CampusBook instead of Teams or WhatsApp averaged 3.67 out of 5. The survey adds stated interest from a wider group.</w:t>
+      </w:r>
+      <w:r>
+        <w:rPr/>
+        <w:t xml:space="preserve"> Nine of 13 respondents (69.2%) gave a likelihood-to-use rating of 4 or 5 out of 5, and eight (61.5%) gave a rating of 5. Seeing a lecturer’s free times was the most selected desired feature (11/13, 84.6%), followed by an email reminder (7/13, 53.8%). These findings suggest that respondents see potential value in the proposed system, and the booking journey itself needs few steps.</w:t>
       </w:r>
     </w:p>
     <w:p>
@@ -831,7 +855,10 @@
         <w:t xml:space="preserve">Small sample: </w:t>
       </w:r>
       <w:r>
-        <w:t>The survey had 13 student answers from one campus and no lecturer answered it, so it shows what these students said and not what all students and lecturers think. The Week 5 user testing uses only 5 students and 1 lecturer.</w:t>
+        <w:t xml:space="preserve">The survey had 13 student answers from one campus and no lecturer answered it, so it shows what these students said and not what all students and lecturers think. </w:t>
+      </w:r>
+      <w:r>
+        <w:t xml:space="preserve">The user testing had only six participants, 4 students and 2 lecturers, which is one student short of the target, and the bookings were not timed.</w:t>
       </w:r>
     </w:p>
     <w:p>
@@ -845,21 +872,10 @@
         <w:t xml:space="preserve">Time limit: </w:t>
       </w:r>
       <w:r>
-        <w:t>The system was built and tested in about two weeks by five members, so the user testing, the timed booking test and the final check of the code on GitHub were left for Week 5.</w:t>
-      </w:r>
-    </w:p>
-    <w:p>
-      <w:pPr>
-        <w:spacing w:after="120"/>
-      </w:pPr>
-      <w:r>
-        <w:rPr>
-          <w:b/>
-        </w:rPr>
-        <w:t xml:space="preserve">Unmerged work: </w:t>
+        <w:t xml:space="preserve">The system was built and tested in about two weeks by five members, </w:t>
       </w:r>
       <w:r>
-        <w:t>Some work is not in the main branch yet. The fixes found in testing are in a working copy until they are committed and pushed, and Oscar’s later email status handling is on his own branch. The demonstration build and the chapters must be matched to the final main branch.</w:t>
+        <w:t xml:space="preserve">so the user testing was short and was done in the final week.</w:t>
       </w:r>
     </w:p>
     <w:p>
@@ -920,10 +936,7 @@
         <w:rPr>
           <w:b/>
         </w:rPr>
-        <w:t xml:space="preserve">Finish the testing and merge the work. </w:t>
-      </w:r>
-      <w:r>
-        <w:t>Commit and push the fixes, merge the open branches into main and run the tests again on the GitHub version, then add the user testing results to Chapters 5 and 6.</w:t>
+        <w:t xml:space="preserve">Keep testing on the main branch. Run the full set of tests again whenever new work is merged, so that the version on GitHub always matches the tested system.</w:t>
       </w:r>
     </w:p>
     <w:p>
@@ -952,6 +965,23 @@
       </w:r>
       <w:r>
         <w:t>Prioritise features supported by the actual survey: clear visibility of available times (selected by 11 of 13 respondents), reliable confirmation and email reminders (selected by 7 of 13), and a straightforward way to change or cancel a booking (selected by 3 of 13). Then validate the changes in a separate prototype usability evaluation.</w:t>
+      </w:r>
+    </w:p>
+    <w:p>
+      <w:pPr>
+        <w:spacing w:after="120"/>
+      </w:pPr>
+      <w:r>
+        <w:rPr>
+          <w:b/>
+        </w:rPr>
+        <w:t xml:space="preserve">Improve the lecturer page.</w:t>
+      </w:r>
+      <w:r>
+        <w:rPr>
+          <w:b/>
+        </w:rPr>
+        <w:t xml:space="preserve"> The two lecturers rated their task 3 and 2 out of 5 while the students averaged 4.50, so the Lecturer slots page needs clearer navigation. Watch lecturers use it and fix what slows them down.</w:t>
       </w:r>
     </w:p>
     <w:p>
@@ -1040,6 +1070,17 @@
         <w:rPr>
           <w:b/>
         </w:rPr>
+        <w:t xml:space="preserve">A weekly calendar view of upcoming consultations and a notification when a lecturer adds new free times, both asked for in the user testing.</w:t>
+      </w:r>
+    </w:p>
+    <w:p>
+      <w:pPr>
+        <w:spacing w:after="120"/>
+      </w:pPr>
+      <w:r>
+        <w:rPr>
+          <w:b/>
+        </w:rPr>
         <w:t xml:space="preserve">An admin view </w:t>
       </w:r>
       <w:r>
@@ -1083,7 +1124,15 @@
       </w:pPr>
       <w:r>
         <w:rPr/>
-        <w:t>The project went on to build that workflow. Students and lecturers log in, lecturers publish slots, students book with a reason, and both receive email confirmations and reminders. In testing, 35 of 36 tests passed after the fixes and two students could never hold the same slot. What remains is the Week 5 user testing with 5 students and 1 lecturer, which will show whether people find the system easy to use. Overall, CampusBook offers a scoped and tested foundation for lecturer consultation booking.</w:t>
+        <w:t xml:space="preserve">The project went on to build that workflow. Students and lecturers log in, lecturers publish slots, students book with a reason, and both receive email confirmations and reminders. In testing, 35 of 36 tests passed after the fixes and two students could never hold the same slot. </w:t>
+      </w:r>
+      <w:r>
+        <w:rPr/>
+        <w:t xml:space="preserve">In the user testing with 4 students and 2 lecturers, all four students rated the system easy to use, while the lower lecturer ratings show that the lecturer page is the next thing to improve.</w:t>
+      </w:r>
+      <w:r>
+        <w:rPr/>
+        <w:t xml:space="preserve"> Overall, CampusBook offers a scoped and tested foundation for lecturer consultation booking.</w:t>
       </w:r>
     </w:p>
     <w:sectPr>
